--- a/docs/PRD.docx
+++ b/docs/PRD.docx
@@ -423,7 +423,7 @@
           <w:sz w:val="22"/>
           <w:szCs w:val="22"/>
         </w:rPr>
-        <w:t xml:space="preserve">• FR.1.3: Pengguna harus menyertakan Kategori (PO, CA, PC, Memo) dan Branch / Cabang (Astara atau Pentacity) dari dokumen.</w:t>
+        <w:t xml:space="preserve">• FR.1.3: Pengguna harus menyertakan Kategori (PO, CA, PC, Memo), Branch / Cabang (Astara atau Pentacity), dan Department dari dokumen.</w:t>
       </w:r>
     </w:p>
     <w:p>
@@ -466,6 +466,20 @@
           <w:szCs w:val="22"/>
         </w:rPr>
         <w:t xml:space="preserve">• FR.1.6: Daftar dokumen diurutkan dengan status PENDING terlebih dahulu, kemudian APPROVED, lalu REJECTED — memastikan dokumen yang memerlukan aksi selalu terlihat di posisi atas.</w:t>
+      </w:r>
+    </w:p>
+    <w:p>
+      <w:pPr>
+        <w:spacing w:after="40" w:before="40"/>
+        <w:ind w:left="400"/>
+      </w:pPr>
+      <w:r>
+        <w:rPr>
+          <w:rFonts w:ascii="Calibri" w:cs="Calibri" w:eastAsia="Calibri" w:hAnsi="Calibri"/>
+          <w:sz w:val="22"/>
+          <w:szCs w:val="22"/>
+        </w:rPr>
+        <w:t xml:space="preserve">• FR.1.7: (Document Generation / DocGen): Sistem harus mengizinkan pengguna *generate* dokumen baku melalui ekstensi form *Template* di UI Create Document. Sistem secara mandiri mengisi variabel-variabel input ke kerangka PDF dasar yang dibawakan template. Fitur ini secara otomatis menghitung *sum* seluruh properti harga dan mewajibkan pengguna mengisi "Judul Dokumen" untuk disatukan dengan Nama Template. Jika PDF AST corrupt akibat *flattening*, ia harus mampu menggunakan skema fallback otomatis ke *Read-Only lock*.</w:t>
       </w:r>
     </w:p>
     <w:p/>
@@ -534,6 +548,20 @@
         <w:t xml:space="preserve">• FR.2.4: Jika satu penolakan (Reject) terjadi di langkah manapun, status keseluruhan dokumen otomatis menjadi REJECTED.</w:t>
       </w:r>
     </w:p>
+    <w:p>
+      <w:pPr>
+        <w:spacing w:after="40" w:before="40"/>
+        <w:ind w:left="400"/>
+      </w:pPr>
+      <w:r>
+        <w:rPr>
+          <w:rFonts w:ascii="Calibri" w:cs="Calibri" w:eastAsia="Calibri" w:hAnsi="Calibri"/>
+          <w:sz w:val="22"/>
+          <w:szCs w:val="22"/>
+        </w:rPr>
+        <w:t xml:space="preserve">• FR.2.5: *(HOD Routing/Isolasi)* Jika sistem menemui role persetujuan bertitel HOD di workflow, dokumen tersebut secara cerdas diproyeksikan dan diisolasi masuk hanya kepada _HOD_ yang bersemayam pada Departemen yang sama dengan atribut dokumen tersebut.</w:t>
+      </w:r>
+    </w:p>
     <w:p/>
     <w:p>
       <w:pPr>
@@ -702,6 +730,20 @@
           <w:szCs w:val="22"/>
         </w:rPr>
         <w:t xml:space="preserve">• FR.5.4: Admin dapat menghapus dokumen yang tidak diperlukan (hard delete).</w:t>
+      </w:r>
+    </w:p>
+    <w:p>
+      <w:pPr>
+        <w:spacing w:after="40" w:before="40"/>
+        <w:ind w:left="400"/>
+      </w:pPr>
+      <w:r>
+        <w:rPr>
+          <w:rFonts w:ascii="Calibri" w:cs="Calibri" w:eastAsia="Calibri" w:hAnsi="Calibri"/>
+          <w:sz w:val="22"/>
+          <w:szCs w:val="22"/>
+        </w:rPr>
+        <w:t xml:space="preserve">• FR.5.5: (Template Management): Administrator dapat mengunggah PDF Dasar beserta *Fields Configuration* berbasis JSON untuk menyetel kerangka *DocGen* secara fleksibel. Pengaturan ini mensterilisasi key tanpa izin dan menyediakan rendering *readonly*.</w:t>
       </w:r>
     </w:p>
     <w:p/>
